--- a/Software_deployment_task4_report.docx
+++ b/Software_deployment_task4_report.docx
@@ -492,7 +492,723 @@
     <w:p>
       <w:r>
         <w:lastRenderedPageBreak/>
-        <w:t>First I have created the app.py file and defined the standard flask routing code which prints a welcome statement on a webpage running on flask, the flask allows connection on any interface.</w:t>
+        <w:t>First,</w:t>
+      </w:r>
+      <w:r>
+        <w:t xml:space="preserve"> I have created the app.py file and defined the standard flask routing code which prints a welcome statement on a webpage running on flask, the flask allows connection on any interface.</w:t>
+      </w:r>
+    </w:p>
+    <w:p>
+      <w:pPr>
+        <w:pStyle w:val="Heading3"/>
+      </w:pPr>
+      <w:r>
+        <w:t>Requirements file</w:t>
+      </w:r>
+    </w:p>
+    <w:p>
+      <w:r>
+        <w:drawing>
+          <wp:inline distT="0" distB="0" distL="0" distR="0" wp14:anchorId="74681FBC" wp14:editId="4217937A">
+            <wp:extent cx="5731510" cy="2921000"/>
+            <wp:effectExtent l="0" t="0" r="2540" b="0"/>
+            <wp:docPr id="514499034" name="Picture 1"/>
+            <wp:cNvGraphicFramePr>
+              <a:graphicFrameLocks xmlns:a="http://schemas.openxmlformats.org/drawingml/2006/main" noChangeAspect="1"/>
+            </wp:cNvGraphicFramePr>
+            <a:graphic xmlns:a="http://schemas.openxmlformats.org/drawingml/2006/main">
+              <a:graphicData uri="http://schemas.openxmlformats.org/drawingml/2006/picture">
+                <pic:pic xmlns:pic="http://schemas.openxmlformats.org/drawingml/2006/picture">
+                  <pic:nvPicPr>
+                    <pic:cNvPr id="514499034" name=""/>
+                    <pic:cNvPicPr/>
+                  </pic:nvPicPr>
+                  <pic:blipFill>
+                    <a:blip r:embed="rId8"/>
+                    <a:stretch>
+                      <a:fillRect/>
+                    </a:stretch>
+                  </pic:blipFill>
+                  <pic:spPr>
+                    <a:xfrm>
+                      <a:off x="0" y="0"/>
+                      <a:ext cx="5731510" cy="2921000"/>
+                    </a:xfrm>
+                    <a:prstGeom prst="rect">
+                      <a:avLst/>
+                    </a:prstGeom>
+                  </pic:spPr>
+                </pic:pic>
+              </a:graphicData>
+            </a:graphic>
+          </wp:inline>
+        </w:drawing>
+      </w:r>
+    </w:p>
+    <w:p>
+      <w:pPr>
+        <w:jc w:val="center"/>
+        <w:rPr>
+          <w:i/>
+          <w:iCs/>
+        </w:rPr>
+      </w:pPr>
+      <w:r>
+        <w:rPr>
+          <w:i/>
+          <w:iCs/>
+        </w:rPr>
+        <w:t>Figure 5, Requirements file</w:t>
+      </w:r>
+    </w:p>
+    <w:p>
+      <w:r>
+        <w:t>Created the requirements.txt file which contains the flask version needed to run the web app. This is for docker when the container spun up it will check the requirements file and makes sure to install all dependencies needed to run the application.</w:t>
+      </w:r>
+    </w:p>
+    <w:p>
+      <w:pPr>
+        <w:pStyle w:val="Heading3"/>
+      </w:pPr>
+      <w:r>
+        <w:t>Docker File</w:t>
+      </w:r>
+    </w:p>
+    <w:p>
+      <w:r>
+        <w:drawing>
+          <wp:inline distT="0" distB="0" distL="0" distR="0" wp14:anchorId="65DF511B" wp14:editId="79044EA7">
+            <wp:extent cx="5731510" cy="3042285"/>
+            <wp:effectExtent l="0" t="0" r="2540" b="5715"/>
+            <wp:docPr id="569480472" name="Picture 1"/>
+            <wp:cNvGraphicFramePr>
+              <a:graphicFrameLocks xmlns:a="http://schemas.openxmlformats.org/drawingml/2006/main" noChangeAspect="1"/>
+            </wp:cNvGraphicFramePr>
+            <a:graphic xmlns:a="http://schemas.openxmlformats.org/drawingml/2006/main">
+              <a:graphicData uri="http://schemas.openxmlformats.org/drawingml/2006/picture">
+                <pic:pic xmlns:pic="http://schemas.openxmlformats.org/drawingml/2006/picture">
+                  <pic:nvPicPr>
+                    <pic:cNvPr id="569480472" name=""/>
+                    <pic:cNvPicPr/>
+                  </pic:nvPicPr>
+                  <pic:blipFill>
+                    <a:blip r:embed="rId9"/>
+                    <a:stretch>
+                      <a:fillRect/>
+                    </a:stretch>
+                  </pic:blipFill>
+                  <pic:spPr>
+                    <a:xfrm>
+                      <a:off x="0" y="0"/>
+                      <a:ext cx="5731510" cy="3042285"/>
+                    </a:xfrm>
+                    <a:prstGeom prst="rect">
+                      <a:avLst/>
+                    </a:prstGeom>
+                  </pic:spPr>
+                </pic:pic>
+              </a:graphicData>
+            </a:graphic>
+          </wp:inline>
+        </w:drawing>
+      </w:r>
+    </w:p>
+    <w:p>
+      <w:pPr>
+        <w:jc w:val="center"/>
+        <w:rPr>
+          <w:i/>
+          <w:iCs/>
+        </w:rPr>
+      </w:pPr>
+      <w:r>
+        <w:rPr>
+          <w:i/>
+          <w:iCs/>
+        </w:rPr>
+        <w:t>Figure 6, Docker file</w:t>
+      </w:r>
+    </w:p>
+    <w:p>
+      <w:r>
+        <w:lastRenderedPageBreak/>
+        <w:t xml:space="preserve">Figure 6 shows the specifications for the Dockerfile defined in the working directory, where it will use a standard python image, create a working directory, download requirements, let docker know which port to listen for and run the python flask application after spinning up the container. </w:t>
+      </w:r>
+    </w:p>
+    <w:p>
+      <w:pPr>
+        <w:pStyle w:val="Heading3"/>
+      </w:pPr>
+      <w:r>
+        <w:t xml:space="preserve">Docker </w:t>
+      </w:r>
+      <w:r>
+        <w:t>Image of flask application</w:t>
+      </w:r>
+    </w:p>
+    <w:p>
+      <w:r>
+        <w:drawing>
+          <wp:inline distT="0" distB="0" distL="0" distR="0" wp14:anchorId="61725939" wp14:editId="22B370ED">
+            <wp:extent cx="5731510" cy="3042920"/>
+            <wp:effectExtent l="0" t="0" r="2540" b="5080"/>
+            <wp:docPr id="1331515305" name="Picture 1"/>
+            <wp:cNvGraphicFramePr>
+              <a:graphicFrameLocks xmlns:a="http://schemas.openxmlformats.org/drawingml/2006/main" noChangeAspect="1"/>
+            </wp:cNvGraphicFramePr>
+            <a:graphic xmlns:a="http://schemas.openxmlformats.org/drawingml/2006/main">
+              <a:graphicData uri="http://schemas.openxmlformats.org/drawingml/2006/picture">
+                <pic:pic xmlns:pic="http://schemas.openxmlformats.org/drawingml/2006/picture">
+                  <pic:nvPicPr>
+                    <pic:cNvPr id="1331515305" name=""/>
+                    <pic:cNvPicPr/>
+                  </pic:nvPicPr>
+                  <pic:blipFill>
+                    <a:blip r:embed="rId10"/>
+                    <a:stretch>
+                      <a:fillRect/>
+                    </a:stretch>
+                  </pic:blipFill>
+                  <pic:spPr>
+                    <a:xfrm>
+                      <a:off x="0" y="0"/>
+                      <a:ext cx="5731510" cy="3042920"/>
+                    </a:xfrm>
+                    <a:prstGeom prst="rect">
+                      <a:avLst/>
+                    </a:prstGeom>
+                  </pic:spPr>
+                </pic:pic>
+              </a:graphicData>
+            </a:graphic>
+          </wp:inline>
+        </w:drawing>
+      </w:r>
+    </w:p>
+    <w:p>
+      <w:pPr>
+        <w:jc w:val="center"/>
+        <w:rPr>
+          <w:i/>
+          <w:iCs/>
+        </w:rPr>
+      </w:pPr>
+      <w:r>
+        <w:rPr>
+          <w:i/>
+          <w:iCs/>
+        </w:rPr>
+        <w:t>Figure 7, Docker Flask Image</w:t>
+      </w:r>
+    </w:p>
+    <w:p>
+      <w:r>
+        <w:t xml:space="preserve">Figure 7 portrays the docker flask image stored in the docker desktop virtualized storage after running the build command to build the template of the flask application, so that when docker spins up containers and use this template to correctly build and configure the application. </w:t>
+      </w:r>
+    </w:p>
+    <w:p>
+      <w:pPr>
+        <w:pStyle w:val="Heading3"/>
+      </w:pPr>
+      <w:r>
+        <w:t xml:space="preserve">Docker </w:t>
+      </w:r>
+      <w:r>
+        <w:t>Container creation</w:t>
+      </w:r>
+    </w:p>
+    <w:p>
+      <w:r>
+        <w:drawing>
+          <wp:inline distT="0" distB="0" distL="0" distR="0" wp14:anchorId="58A28609" wp14:editId="5D36F51A">
+            <wp:extent cx="5731510" cy="3037840"/>
+            <wp:effectExtent l="0" t="0" r="2540" b="0"/>
+            <wp:docPr id="123842065" name="Picture 1"/>
+            <wp:cNvGraphicFramePr>
+              <a:graphicFrameLocks xmlns:a="http://schemas.openxmlformats.org/drawingml/2006/main" noChangeAspect="1"/>
+            </wp:cNvGraphicFramePr>
+            <a:graphic xmlns:a="http://schemas.openxmlformats.org/drawingml/2006/main">
+              <a:graphicData uri="http://schemas.openxmlformats.org/drawingml/2006/picture">
+                <pic:pic xmlns:pic="http://schemas.openxmlformats.org/drawingml/2006/picture">
+                  <pic:nvPicPr>
+                    <pic:cNvPr id="123842065" name=""/>
+                    <pic:cNvPicPr/>
+                  </pic:nvPicPr>
+                  <pic:blipFill>
+                    <a:blip r:embed="rId11"/>
+                    <a:stretch>
+                      <a:fillRect/>
+                    </a:stretch>
+                  </pic:blipFill>
+                  <pic:spPr>
+                    <a:xfrm>
+                      <a:off x="0" y="0"/>
+                      <a:ext cx="5731510" cy="3037840"/>
+                    </a:xfrm>
+                    <a:prstGeom prst="rect">
+                      <a:avLst/>
+                    </a:prstGeom>
+                  </pic:spPr>
+                </pic:pic>
+              </a:graphicData>
+            </a:graphic>
+          </wp:inline>
+        </w:drawing>
+      </w:r>
+    </w:p>
+    <w:p>
+      <w:pPr>
+        <w:jc w:val="center"/>
+        <w:rPr>
+          <w:i/>
+          <w:iCs/>
+        </w:rPr>
+      </w:pPr>
+      <w:r>
+        <w:rPr>
+          <w:i/>
+          <w:iCs/>
+        </w:rPr>
+        <w:t xml:space="preserve">Figure 8, Docker Container </w:t>
+      </w:r>
+    </w:p>
+    <w:p>
+      <w:r>
+        <w:lastRenderedPageBreak/>
+        <w:t xml:space="preserve">The docker container was then created with the application image illustrated in figure 7, I have also mapped the ports so that to access the container I would access through the same port the flask web server is running on to simplify the accessibility. </w:t>
+      </w:r>
+    </w:p>
+    <w:p>
+      <w:pPr>
+        <w:pStyle w:val="Heading3"/>
+      </w:pPr>
+      <w:r>
+        <w:t>Flask App on docker</w:t>
+      </w:r>
+    </w:p>
+    <w:p>
+      <w:r>
+        <w:drawing>
+          <wp:inline distT="0" distB="0" distL="0" distR="0" wp14:anchorId="7E33FF70" wp14:editId="3B403AA2">
+            <wp:extent cx="5731510" cy="2947035"/>
+            <wp:effectExtent l="0" t="0" r="2540" b="5715"/>
+            <wp:docPr id="505243911" name="Picture 1"/>
+            <wp:cNvGraphicFramePr>
+              <a:graphicFrameLocks xmlns:a="http://schemas.openxmlformats.org/drawingml/2006/main" noChangeAspect="1"/>
+            </wp:cNvGraphicFramePr>
+            <a:graphic xmlns:a="http://schemas.openxmlformats.org/drawingml/2006/main">
+              <a:graphicData uri="http://schemas.openxmlformats.org/drawingml/2006/picture">
+                <pic:pic xmlns:pic="http://schemas.openxmlformats.org/drawingml/2006/picture">
+                  <pic:nvPicPr>
+                    <pic:cNvPr id="505243911" name=""/>
+                    <pic:cNvPicPr/>
+                  </pic:nvPicPr>
+                  <pic:blipFill>
+                    <a:blip r:embed="rId12"/>
+                    <a:stretch>
+                      <a:fillRect/>
+                    </a:stretch>
+                  </pic:blipFill>
+                  <pic:spPr>
+                    <a:xfrm>
+                      <a:off x="0" y="0"/>
+                      <a:ext cx="5731510" cy="2947035"/>
+                    </a:xfrm>
+                    <a:prstGeom prst="rect">
+                      <a:avLst/>
+                    </a:prstGeom>
+                  </pic:spPr>
+                </pic:pic>
+              </a:graphicData>
+            </a:graphic>
+          </wp:inline>
+        </w:drawing>
+      </w:r>
+    </w:p>
+    <w:p>
+      <w:r>
+        <w:drawing>
+          <wp:inline distT="0" distB="0" distL="0" distR="0" wp14:anchorId="3D001051" wp14:editId="43BF43F2">
+            <wp:extent cx="5731510" cy="1146175"/>
+            <wp:effectExtent l="0" t="0" r="2540" b="0"/>
+            <wp:docPr id="615143995" name="Picture 1"/>
+            <wp:cNvGraphicFramePr>
+              <a:graphicFrameLocks xmlns:a="http://schemas.openxmlformats.org/drawingml/2006/main" noChangeAspect="1"/>
+            </wp:cNvGraphicFramePr>
+            <a:graphic xmlns:a="http://schemas.openxmlformats.org/drawingml/2006/main">
+              <a:graphicData uri="http://schemas.openxmlformats.org/drawingml/2006/picture">
+                <pic:pic xmlns:pic="http://schemas.openxmlformats.org/drawingml/2006/picture">
+                  <pic:nvPicPr>
+                    <pic:cNvPr id="615143995" name=""/>
+                    <pic:cNvPicPr/>
+                  </pic:nvPicPr>
+                  <pic:blipFill>
+                    <a:blip r:embed="rId13"/>
+                    <a:stretch>
+                      <a:fillRect/>
+                    </a:stretch>
+                  </pic:blipFill>
+                  <pic:spPr>
+                    <a:xfrm>
+                      <a:off x="0" y="0"/>
+                      <a:ext cx="5731510" cy="1146175"/>
+                    </a:xfrm>
+                    <a:prstGeom prst="rect">
+                      <a:avLst/>
+                    </a:prstGeom>
+                  </pic:spPr>
+                </pic:pic>
+              </a:graphicData>
+            </a:graphic>
+          </wp:inline>
+        </w:drawing>
+      </w:r>
+    </w:p>
+    <w:p>
+      <w:pPr>
+        <w:jc w:val="center"/>
+        <w:rPr>
+          <w:i/>
+          <w:iCs/>
+        </w:rPr>
+      </w:pPr>
+      <w:r>
+        <w:rPr>
+          <w:i/>
+          <w:iCs/>
+        </w:rPr>
+        <w:t>Figure 9, Containerized Flask app</w:t>
+      </w:r>
+    </w:p>
+    <w:p>
+      <w:r>
+        <w:t>Figure 9 shows that the flask app is accessible but also the docker logs highlight that the web is app is successfully running on a docker container.</w:t>
+      </w:r>
+    </w:p>
+    <w:p>
+      <w:pPr>
+        <w:pStyle w:val="Heading3"/>
+      </w:pPr>
+      <w:r>
+        <w:lastRenderedPageBreak/>
+        <w:t>Docker repo</w:t>
+      </w:r>
+    </w:p>
+    <w:p>
+      <w:r>
+        <w:drawing>
+          <wp:inline distT="0" distB="0" distL="0" distR="0" wp14:anchorId="39B76699" wp14:editId="075AA5E5">
+            <wp:extent cx="5731510" cy="2651760"/>
+            <wp:effectExtent l="0" t="0" r="2540" b="0"/>
+            <wp:docPr id="1421726574" name="Picture 1"/>
+            <wp:cNvGraphicFramePr>
+              <a:graphicFrameLocks xmlns:a="http://schemas.openxmlformats.org/drawingml/2006/main" noChangeAspect="1"/>
+            </wp:cNvGraphicFramePr>
+            <a:graphic xmlns:a="http://schemas.openxmlformats.org/drawingml/2006/main">
+              <a:graphicData uri="http://schemas.openxmlformats.org/drawingml/2006/picture">
+                <pic:pic xmlns:pic="http://schemas.openxmlformats.org/drawingml/2006/picture">
+                  <pic:nvPicPr>
+                    <pic:cNvPr id="1421726574" name=""/>
+                    <pic:cNvPicPr/>
+                  </pic:nvPicPr>
+                  <pic:blipFill>
+                    <a:blip r:embed="rId14"/>
+                    <a:stretch>
+                      <a:fillRect/>
+                    </a:stretch>
+                  </pic:blipFill>
+                  <pic:spPr>
+                    <a:xfrm>
+                      <a:off x="0" y="0"/>
+                      <a:ext cx="5731510" cy="2651760"/>
+                    </a:xfrm>
+                    <a:prstGeom prst="rect">
+                      <a:avLst/>
+                    </a:prstGeom>
+                  </pic:spPr>
+                </pic:pic>
+              </a:graphicData>
+            </a:graphic>
+          </wp:inline>
+        </w:drawing>
+      </w:r>
+    </w:p>
+    <w:p>
+      <w:pPr>
+        <w:jc w:val="center"/>
+        <w:rPr>
+          <w:i/>
+          <w:iCs/>
+        </w:rPr>
+      </w:pPr>
+      <w:r>
+        <w:rPr>
+          <w:i/>
+          <w:iCs/>
+        </w:rPr>
+        <w:t>Figure 10, Repo</w:t>
+      </w:r>
+    </w:p>
+    <w:p>
+      <w:r>
+        <w:t xml:space="preserve">Create a repo on docker hub to be able to push the image to. </w:t>
+      </w:r>
+    </w:p>
+    <w:p>
+      <w:pPr>
+        <w:pStyle w:val="Heading3"/>
+      </w:pPr>
+      <w:r>
+        <w:t>Push image</w:t>
+      </w:r>
+    </w:p>
+    <w:p>
+      <w:pPr>
+        <w:pStyle w:val="Heading1"/>
+      </w:pPr>
+      <w:r>
+        <w:drawing>
+          <wp:inline distT="0" distB="0" distL="0" distR="0" wp14:anchorId="2BC55FC5" wp14:editId="22C631F5">
+            <wp:extent cx="5731510" cy="3013710"/>
+            <wp:effectExtent l="0" t="0" r="2540" b="0"/>
+            <wp:docPr id="864279475" name="Picture 1"/>
+            <wp:cNvGraphicFramePr>
+              <a:graphicFrameLocks xmlns:a="http://schemas.openxmlformats.org/drawingml/2006/main" noChangeAspect="1"/>
+            </wp:cNvGraphicFramePr>
+            <a:graphic xmlns:a="http://schemas.openxmlformats.org/drawingml/2006/main">
+              <a:graphicData uri="http://schemas.openxmlformats.org/drawingml/2006/picture">
+                <pic:pic xmlns:pic="http://schemas.openxmlformats.org/drawingml/2006/picture">
+                  <pic:nvPicPr>
+                    <pic:cNvPr id="864279475" name=""/>
+                    <pic:cNvPicPr/>
+                  </pic:nvPicPr>
+                  <pic:blipFill>
+                    <a:blip r:embed="rId15"/>
+                    <a:stretch>
+                      <a:fillRect/>
+                    </a:stretch>
+                  </pic:blipFill>
+                  <pic:spPr>
+                    <a:xfrm>
+                      <a:off x="0" y="0"/>
+                      <a:ext cx="5731510" cy="3013710"/>
+                    </a:xfrm>
+                    <a:prstGeom prst="rect">
+                      <a:avLst/>
+                    </a:prstGeom>
+                  </pic:spPr>
+                </pic:pic>
+              </a:graphicData>
+            </a:graphic>
+          </wp:inline>
+        </w:drawing>
+      </w:r>
+    </w:p>
+    <w:p>
+      <w:pPr>
+        <w:jc w:val="center"/>
+        <w:rPr>
+          <w:i/>
+          <w:iCs/>
+        </w:rPr>
+      </w:pPr>
+      <w:r>
+        <w:rPr>
+          <w:i/>
+          <w:iCs/>
+        </w:rPr>
+        <w:t>Figure 11, Pushed image</w:t>
+      </w:r>
+    </w:p>
+    <w:p>
+      <w:r>
+        <w:t>Figure 10 shows the repo now storing the flask image, this can now be used for a secondary docker host</w:t>
+      </w:r>
+    </w:p>
+    <w:p/>
+    <w:p>
+      <w:pPr>
+        <w:pStyle w:val="Heading3"/>
+      </w:pPr>
+      <w:r>
+        <w:lastRenderedPageBreak/>
+        <w:t xml:space="preserve">Login on docker on new environment </w:t>
+      </w:r>
+    </w:p>
+    <w:p>
+      <w:r>
+        <w:rPr>
+          <w:noProof/>
+        </w:rPr>
+        <w:drawing>
+          <wp:inline distT="0" distB="0" distL="0" distR="0" wp14:anchorId="6BA947BE" wp14:editId="77DC42BA">
+            <wp:extent cx="5731510" cy="2310765"/>
+            <wp:effectExtent l="0" t="0" r="2540" b="0"/>
+            <wp:docPr id="1445739548" name="Picture 2"/>
+            <wp:cNvGraphicFramePr>
+              <a:graphicFrameLocks xmlns:a="http://schemas.openxmlformats.org/drawingml/2006/main" noChangeAspect="1"/>
+            </wp:cNvGraphicFramePr>
+            <a:graphic xmlns:a="http://schemas.openxmlformats.org/drawingml/2006/main">
+              <a:graphicData uri="http://schemas.openxmlformats.org/drawingml/2006/picture">
+                <pic:pic xmlns:pic="http://schemas.openxmlformats.org/drawingml/2006/picture">
+                  <pic:nvPicPr>
+                    <pic:cNvPr id="0" name="Picture 6"/>
+                    <pic:cNvPicPr>
+                      <a:picLocks noChangeAspect="1" noChangeArrowheads="1"/>
+                    </pic:cNvPicPr>
+                  </pic:nvPicPr>
+                  <pic:blipFill>
+                    <a:blip r:embed="rId16">
+                      <a:extLst>
+                        <a:ext uri="{28A0092B-C50C-407E-A947-70E740481C1C}">
+                          <a14:useLocalDpi xmlns:a14="http://schemas.microsoft.com/office/drawing/2010/main" val="0"/>
+                        </a:ext>
+                      </a:extLst>
+                    </a:blip>
+                    <a:srcRect/>
+                    <a:stretch>
+                      <a:fillRect/>
+                    </a:stretch>
+                  </pic:blipFill>
+                  <pic:spPr bwMode="auto">
+                    <a:xfrm>
+                      <a:off x="0" y="0"/>
+                      <a:ext cx="5731510" cy="2310765"/>
+                    </a:xfrm>
+                    <a:prstGeom prst="rect">
+                      <a:avLst/>
+                    </a:prstGeom>
+                    <a:noFill/>
+                    <a:ln>
+                      <a:noFill/>
+                    </a:ln>
+                  </pic:spPr>
+                </pic:pic>
+              </a:graphicData>
+            </a:graphic>
+          </wp:inline>
+        </w:drawing>
+      </w:r>
+    </w:p>
+    <w:p>
+      <w:pPr>
+        <w:jc w:val="center"/>
+        <w:rPr>
+          <w:i/>
+          <w:iCs/>
+        </w:rPr>
+      </w:pPr>
+      <w:r>
+        <w:rPr>
+          <w:i/>
+          <w:iCs/>
+        </w:rPr>
+        <w:t>Figure 12, New environment</w:t>
+      </w:r>
+    </w:p>
+    <w:p>
+      <w:r>
+        <w:t>Figure 12 shows logging into a new docker account and then pulling the image from the public repo</w:t>
+      </w:r>
+    </w:p>
+    <w:p>
+      <w:pPr>
+        <w:pStyle w:val="Heading3"/>
+      </w:pPr>
+      <w:r>
+        <w:t>Running Docker container on different environments</w:t>
+      </w:r>
+    </w:p>
+    <w:p>
+      <w:r>
+        <w:drawing>
+          <wp:inline distT="0" distB="0" distL="0" distR="0" wp14:anchorId="44202BED" wp14:editId="089EA40A">
+            <wp:extent cx="5731510" cy="3051175"/>
+            <wp:effectExtent l="0" t="0" r="2540" b="0"/>
+            <wp:docPr id="2120572219" name="Picture 1"/>
+            <wp:cNvGraphicFramePr>
+              <a:graphicFrameLocks xmlns:a="http://schemas.openxmlformats.org/drawingml/2006/main" noChangeAspect="1"/>
+            </wp:cNvGraphicFramePr>
+            <a:graphic xmlns:a="http://schemas.openxmlformats.org/drawingml/2006/main">
+              <a:graphicData uri="http://schemas.openxmlformats.org/drawingml/2006/picture">
+                <pic:pic xmlns:pic="http://schemas.openxmlformats.org/drawingml/2006/picture">
+                  <pic:nvPicPr>
+                    <pic:cNvPr id="2120572219" name=""/>
+                    <pic:cNvPicPr/>
+                  </pic:nvPicPr>
+                  <pic:blipFill>
+                    <a:blip r:embed="rId17"/>
+                    <a:stretch>
+                      <a:fillRect/>
+                    </a:stretch>
+                  </pic:blipFill>
+                  <pic:spPr>
+                    <a:xfrm>
+                      <a:off x="0" y="0"/>
+                      <a:ext cx="5731510" cy="3051175"/>
+                    </a:xfrm>
+                    <a:prstGeom prst="rect">
+                      <a:avLst/>
+                    </a:prstGeom>
+                  </pic:spPr>
+                </pic:pic>
+              </a:graphicData>
+            </a:graphic>
+          </wp:inline>
+        </w:drawing>
+      </w:r>
+    </w:p>
+    <w:p>
+      <w:r>
+        <w:lastRenderedPageBreak/>
+        <w:drawing>
+          <wp:inline distT="0" distB="0" distL="0" distR="0" wp14:anchorId="5BE8D849" wp14:editId="71E14B74">
+            <wp:extent cx="5731510" cy="2974340"/>
+            <wp:effectExtent l="0" t="0" r="2540" b="0"/>
+            <wp:docPr id="1069651624" name="Picture 1"/>
+            <wp:cNvGraphicFramePr>
+              <a:graphicFrameLocks xmlns:a="http://schemas.openxmlformats.org/drawingml/2006/main" noChangeAspect="1"/>
+            </wp:cNvGraphicFramePr>
+            <a:graphic xmlns:a="http://schemas.openxmlformats.org/drawingml/2006/main">
+              <a:graphicData uri="http://schemas.openxmlformats.org/drawingml/2006/picture">
+                <pic:pic xmlns:pic="http://schemas.openxmlformats.org/drawingml/2006/picture">
+                  <pic:nvPicPr>
+                    <pic:cNvPr id="1069651624" name=""/>
+                    <pic:cNvPicPr/>
+                  </pic:nvPicPr>
+                  <pic:blipFill>
+                    <a:blip r:embed="rId18"/>
+                    <a:stretch>
+                      <a:fillRect/>
+                    </a:stretch>
+                  </pic:blipFill>
+                  <pic:spPr>
+                    <a:xfrm>
+                      <a:off x="0" y="0"/>
+                      <a:ext cx="5731510" cy="2974340"/>
+                    </a:xfrm>
+                    <a:prstGeom prst="rect">
+                      <a:avLst/>
+                    </a:prstGeom>
+                  </pic:spPr>
+                </pic:pic>
+              </a:graphicData>
+            </a:graphic>
+          </wp:inline>
+        </w:drawing>
+      </w:r>
+    </w:p>
+    <w:p>
+      <w:pPr>
+        <w:jc w:val="center"/>
+      </w:pPr>
+      <w:r>
+        <w:t>Figure 13, Different environments</w:t>
+      </w:r>
+    </w:p>
+    <w:p>
+      <w:r>
+        <w:t>Figure 13 highlights the containers being able to run on different environments after demonstrating that the image of the flask web app can be pulled from the public docker repository online and used to spin up a container. Furthermore, this is shown through the different computing specifications shown in task manager which is evidence of multi environment.</w:t>
       </w:r>
     </w:p>
     <w:p/>
@@ -510,7 +1226,7 @@
       <w:r>
         <w:t xml:space="preserve">GitHub repository: </w:t>
       </w:r>
-      <w:hyperlink r:id="rId8" w:history="1">
+      <w:hyperlink r:id="rId19" w:history="1">
         <w:r>
           <w:rPr>
             <w:rStyle w:val="Hyperlink"/>

--- a/Software_deployment_task4_report.docx
+++ b/Software_deployment_task4_report.docx
@@ -210,6 +210,9 @@
     </w:p>
     <w:p>
       <w:r>
+        <w:rPr>
+          <w:noProof/>
+        </w:rPr>
         <w:drawing>
           <wp:inline distT="0" distB="0" distL="0" distR="0" wp14:anchorId="7DAD20F3" wp14:editId="1C717CF8">
             <wp:extent cx="5138672" cy="2933700"/>
@@ -260,20 +263,44 @@
           <w:i/>
           <w:iCs/>
         </w:rPr>
-        <w:t>Figure 1, wsl installation</w:t>
-      </w:r>
-    </w:p>
-    <w:p>
-      <w:pPr>
-        <w:rPr>
-          <w:i/>
-          <w:iCs/>
-        </w:rPr>
-      </w:pPr>
-    </w:p>
-    <w:p>
-      <w:r>
-        <w:t>The figure shows that wsl is installed and the version is newer than 2.1.5</w:t>
+        <w:t xml:space="preserve">Figure 1, </w:t>
+      </w:r>
+      <w:proofErr w:type="spellStart"/>
+      <w:r>
+        <w:rPr>
+          <w:i/>
+          <w:iCs/>
+        </w:rPr>
+        <w:t>wsl</w:t>
+      </w:r>
+      <w:proofErr w:type="spellEnd"/>
+      <w:r>
+        <w:rPr>
+          <w:i/>
+          <w:iCs/>
+        </w:rPr>
+        <w:t xml:space="preserve"> installation</w:t>
+      </w:r>
+    </w:p>
+    <w:p>
+      <w:pPr>
+        <w:rPr>
+          <w:i/>
+          <w:iCs/>
+        </w:rPr>
+      </w:pPr>
+    </w:p>
+    <w:p>
+      <w:r>
+        <w:t xml:space="preserve">The figure shows that </w:t>
+      </w:r>
+      <w:proofErr w:type="spellStart"/>
+      <w:r>
+        <w:t>wsl</w:t>
+      </w:r>
+      <w:proofErr w:type="spellEnd"/>
+      <w:r>
+        <w:t xml:space="preserve"> is installed and the version is newer than 2.1.5</w:t>
       </w:r>
     </w:p>
     <w:p/>
@@ -287,6 +314,9 @@
     </w:p>
     <w:p>
       <w:r>
+        <w:rPr>
+          <w:noProof/>
+        </w:rPr>
         <w:drawing>
           <wp:inline distT="0" distB="0" distL="0" distR="0" wp14:anchorId="016D9B8E" wp14:editId="5E410B4D">
             <wp:extent cx="5256236" cy="2956560"/>
@@ -351,14 +381,14 @@
         <w:pStyle w:val="Heading3"/>
       </w:pPr>
       <w:r>
-        <w:t xml:space="preserve">Docker </w:t>
-      </w:r>
-      <w:r>
-        <w:t>test image</w:t>
-      </w:r>
-    </w:p>
-    <w:p>
-      <w:r>
+        <w:t>Docker test image</w:t>
+      </w:r>
+    </w:p>
+    <w:p>
+      <w:r>
+        <w:rPr>
+          <w:noProof/>
+        </w:rPr>
         <w:drawing>
           <wp:inline distT="0" distB="0" distL="0" distR="0" wp14:anchorId="06D1D1EA" wp14:editId="53998AD9">
             <wp:extent cx="5731510" cy="3304540"/>
@@ -422,10 +452,7 @@
         <w:pStyle w:val="Heading2"/>
       </w:pPr>
       <w:r>
-        <w:t>Credit</w:t>
-      </w:r>
-      <w:r>
-        <w:t xml:space="preserve"> Level Task:</w:t>
+        <w:t>Credit Level Task:</w:t>
       </w:r>
     </w:p>
     <w:p>
@@ -445,6 +472,9 @@
         </w:rPr>
       </w:pPr>
       <w:r>
+        <w:rPr>
+          <w:noProof/>
+        </w:rPr>
         <w:drawing>
           <wp:inline distT="0" distB="0" distL="0" distR="0" wp14:anchorId="2124C095" wp14:editId="5EE5DECE">
             <wp:extent cx="5731510" cy="2921000"/>
@@ -508,6 +538,9 @@
     </w:p>
     <w:p>
       <w:r>
+        <w:rPr>
+          <w:noProof/>
+        </w:rPr>
         <w:drawing>
           <wp:inline distT="0" distB="0" distL="0" distR="0" wp14:anchorId="74681FBC" wp14:editId="4217937A">
             <wp:extent cx="5731510" cy="2921000"/>
@@ -576,6 +609,9 @@
     </w:p>
     <w:p>
       <w:r>
+        <w:rPr>
+          <w:noProof/>
+        </w:rPr>
         <w:drawing>
           <wp:inline distT="0" distB="0" distL="0" distR="0" wp14:anchorId="65DF511B" wp14:editId="79044EA7">
             <wp:extent cx="5731510" cy="3042285"/>
@@ -632,7 +668,15 @@
     <w:p>
       <w:r>
         <w:lastRenderedPageBreak/>
-        <w:t xml:space="preserve">Figure 6 shows the specifications for the Dockerfile defined in the working directory, where it will use a standard python image, create a working directory, download requirements, let docker know which port to listen for and run the python flask application after spinning up the container. </w:t>
+        <w:t xml:space="preserve">Figure 6 shows the specifications for the </w:t>
+      </w:r>
+      <w:proofErr w:type="spellStart"/>
+      <w:r>
+        <w:t>Dockerfile</w:t>
+      </w:r>
+      <w:proofErr w:type="spellEnd"/>
+      <w:r>
+        <w:t xml:space="preserve"> defined in the working directory, where it will use a standard python image, create a working directory, download requirements, let docker know which port to listen for and run the python flask application after spinning up the container. </w:t>
       </w:r>
     </w:p>
     <w:p>
@@ -640,14 +684,14 @@
         <w:pStyle w:val="Heading3"/>
       </w:pPr>
       <w:r>
-        <w:t xml:space="preserve">Docker </w:t>
-      </w:r>
-      <w:r>
-        <w:t>Image of flask application</w:t>
-      </w:r>
-    </w:p>
-    <w:p>
-      <w:r>
+        <w:t>Docker Image of flask application</w:t>
+      </w:r>
+    </w:p>
+    <w:p>
+      <w:r>
+        <w:rPr>
+          <w:noProof/>
+        </w:rPr>
         <w:drawing>
           <wp:inline distT="0" distB="0" distL="0" distR="0" wp14:anchorId="61725939" wp14:editId="22B370ED">
             <wp:extent cx="5731510" cy="3042920"/>
@@ -711,14 +755,14 @@
         <w:pStyle w:val="Heading3"/>
       </w:pPr>
       <w:r>
-        <w:t xml:space="preserve">Docker </w:t>
-      </w:r>
-      <w:r>
-        <w:t>Container creation</w:t>
-      </w:r>
-    </w:p>
-    <w:p>
-      <w:r>
+        <w:t>Docker Container creation</w:t>
+      </w:r>
+    </w:p>
+    <w:p>
+      <w:r>
+        <w:rPr>
+          <w:noProof/>
+        </w:rPr>
         <w:drawing>
           <wp:inline distT="0" distB="0" distL="0" distR="0" wp14:anchorId="58A28609" wp14:editId="5D36F51A">
             <wp:extent cx="5731510" cy="3037840"/>
@@ -788,6 +832,9 @@
     </w:p>
     <w:p>
       <w:r>
+        <w:rPr>
+          <w:noProof/>
+        </w:rPr>
         <w:drawing>
           <wp:inline distT="0" distB="0" distL="0" distR="0" wp14:anchorId="7E33FF70" wp14:editId="3B403AA2">
             <wp:extent cx="5731510" cy="2947035"/>
@@ -827,6 +874,9 @@
     </w:p>
     <w:p>
       <w:r>
+        <w:rPr>
+          <w:noProof/>
+        </w:rPr>
         <w:drawing>
           <wp:inline distT="0" distB="0" distL="0" distR="0" wp14:anchorId="3D001051" wp14:editId="43BF43F2">
             <wp:extent cx="5731510" cy="1146175"/>
@@ -896,6 +946,9 @@
     </w:p>
     <w:p>
       <w:r>
+        <w:rPr>
+          <w:noProof/>
+        </w:rPr>
         <w:drawing>
           <wp:inline distT="0" distB="0" distL="0" distR="0" wp14:anchorId="39B76699" wp14:editId="075AA5E5">
             <wp:extent cx="5731510" cy="2651760"/>
@@ -967,6 +1020,9 @@
         <w:pStyle w:val="Heading1"/>
       </w:pPr>
       <w:r>
+        <w:rPr>
+          <w:noProof/>
+        </w:rPr>
         <w:drawing>
           <wp:inline distT="0" distB="0" distL="0" distR="0" wp14:anchorId="2BC55FC5" wp14:editId="22C631F5">
             <wp:extent cx="5731510" cy="3013710"/>
@@ -1121,6 +1177,9 @@
     </w:p>
     <w:p>
       <w:r>
+        <w:rPr>
+          <w:noProof/>
+        </w:rPr>
         <w:drawing>
           <wp:inline distT="0" distB="0" distL="0" distR="0" wp14:anchorId="44202BED" wp14:editId="089EA40A">
             <wp:extent cx="5731510" cy="3051175"/>
@@ -1160,6 +1219,9 @@
     </w:p>
     <w:p>
       <w:r>
+        <w:rPr>
+          <w:noProof/>
+        </w:rPr>
         <w:lastRenderedPageBreak/>
         <w:drawing>
           <wp:inline distT="0" distB="0" distL="0" distR="0" wp14:anchorId="5BE8D849" wp14:editId="71E14B74">
@@ -1211,9 +1273,285 @@
         <w:t>Figure 13 highlights the containers being able to run on different environments after demonstrating that the image of the flask web app can be pulled from the public docker repository online and used to spin up a container. Furthermore, this is shown through the different computing specifications shown in task manager which is evidence of multi environment.</w:t>
       </w:r>
     </w:p>
+    <w:p>
+      <w:pPr>
+        <w:pStyle w:val="Heading2"/>
+      </w:pPr>
+      <w:r>
+        <w:t>Distinction</w:t>
+      </w:r>
+      <w:r>
+        <w:t xml:space="preserve"> Level Task:</w:t>
+      </w:r>
+    </w:p>
+    <w:p>
+      <w:pPr>
+        <w:pStyle w:val="Heading3"/>
+      </w:pPr>
+      <w:r>
+        <w:t>Grade calculation front page</w:t>
+      </w:r>
+    </w:p>
+    <w:p>
+      <w:r>
+        <w:drawing>
+          <wp:inline distT="0" distB="0" distL="0" distR="0" wp14:anchorId="5E282911" wp14:editId="03ACD475">
+            <wp:extent cx="5731510" cy="3067050"/>
+            <wp:effectExtent l="0" t="0" r="2540" b="0"/>
+            <wp:docPr id="1113746622" name="Picture 1"/>
+            <wp:cNvGraphicFramePr>
+              <a:graphicFrameLocks xmlns:a="http://schemas.openxmlformats.org/drawingml/2006/main" noChangeAspect="1"/>
+            </wp:cNvGraphicFramePr>
+            <a:graphic xmlns:a="http://schemas.openxmlformats.org/drawingml/2006/main">
+              <a:graphicData uri="http://schemas.openxmlformats.org/drawingml/2006/picture">
+                <pic:pic xmlns:pic="http://schemas.openxmlformats.org/drawingml/2006/picture">
+                  <pic:nvPicPr>
+                    <pic:cNvPr id="1113746622" name=""/>
+                    <pic:cNvPicPr/>
+                  </pic:nvPicPr>
+                  <pic:blipFill>
+                    <a:blip r:embed="rId19"/>
+                    <a:stretch>
+                      <a:fillRect/>
+                    </a:stretch>
+                  </pic:blipFill>
+                  <pic:spPr>
+                    <a:xfrm>
+                      <a:off x="0" y="0"/>
+                      <a:ext cx="5731510" cy="3067050"/>
+                    </a:xfrm>
+                    <a:prstGeom prst="rect">
+                      <a:avLst/>
+                    </a:prstGeom>
+                  </pic:spPr>
+                </pic:pic>
+              </a:graphicData>
+            </a:graphic>
+          </wp:inline>
+        </w:drawing>
+      </w:r>
+    </w:p>
+    <w:p>
+      <w:r>
+        <w:lastRenderedPageBreak/>
+        <w:drawing>
+          <wp:inline distT="0" distB="0" distL="0" distR="0" wp14:anchorId="79252B90" wp14:editId="49D04760">
+            <wp:extent cx="5731510" cy="3076575"/>
+            <wp:effectExtent l="0" t="0" r="2540" b="9525"/>
+            <wp:docPr id="1848386363" name="Picture 1"/>
+            <wp:cNvGraphicFramePr>
+              <a:graphicFrameLocks xmlns:a="http://schemas.openxmlformats.org/drawingml/2006/main" noChangeAspect="1"/>
+            </wp:cNvGraphicFramePr>
+            <a:graphic xmlns:a="http://schemas.openxmlformats.org/drawingml/2006/main">
+              <a:graphicData uri="http://schemas.openxmlformats.org/drawingml/2006/picture">
+                <pic:pic xmlns:pic="http://schemas.openxmlformats.org/drawingml/2006/picture">
+                  <pic:nvPicPr>
+                    <pic:cNvPr id="1848386363" name=""/>
+                    <pic:cNvPicPr/>
+                  </pic:nvPicPr>
+                  <pic:blipFill>
+                    <a:blip r:embed="rId20"/>
+                    <a:stretch>
+                      <a:fillRect/>
+                    </a:stretch>
+                  </pic:blipFill>
+                  <pic:spPr>
+                    <a:xfrm>
+                      <a:off x="0" y="0"/>
+                      <a:ext cx="5731510" cy="3076575"/>
+                    </a:xfrm>
+                    <a:prstGeom prst="rect">
+                      <a:avLst/>
+                    </a:prstGeom>
+                  </pic:spPr>
+                </pic:pic>
+              </a:graphicData>
+            </a:graphic>
+          </wp:inline>
+        </w:drawing>
+      </w:r>
+    </w:p>
+    <w:p>
+      <w:pPr>
+        <w:jc w:val="center"/>
+        <w:rPr>
+          <w:i/>
+          <w:iCs/>
+        </w:rPr>
+      </w:pPr>
+      <w:r>
+        <w:rPr>
+          <w:i/>
+          <w:iCs/>
+        </w:rPr>
+        <w:t>Figure 14, Front page</w:t>
+      </w:r>
+    </w:p>
+    <w:p>
+      <w:r>
+        <w:t xml:space="preserve">For the beginning of the distinction task, I have decided to create a simple student grade tracker app, figure 14 shows the use of a html form tag to create the grade calculation form which will send a post request to the backend. </w:t>
+      </w:r>
+      <w:r>
+        <w:t>Additionally,</w:t>
+      </w:r>
+      <w:r>
+        <w:t xml:space="preserve"> I have configured environment variables for the title of the page so that Docker can configure them. </w:t>
+      </w:r>
+    </w:p>
+    <w:p/>
+    <w:p>
+      <w:pPr>
+        <w:pStyle w:val="Heading3"/>
+      </w:pPr>
+      <w:r>
+        <w:t>Grade calculat</w:t>
+      </w:r>
+      <w:r>
+        <w:t>ed page</w:t>
+      </w:r>
+    </w:p>
+    <w:p>
+      <w:r>
+        <w:drawing>
+          <wp:inline distT="0" distB="0" distL="0" distR="0" wp14:anchorId="782A9D4A" wp14:editId="3902589D">
+            <wp:extent cx="5731510" cy="3317875"/>
+            <wp:effectExtent l="0" t="0" r="2540" b="0"/>
+            <wp:docPr id="1058455702" name="Picture 1"/>
+            <wp:cNvGraphicFramePr>
+              <a:graphicFrameLocks xmlns:a="http://schemas.openxmlformats.org/drawingml/2006/main" noChangeAspect="1"/>
+            </wp:cNvGraphicFramePr>
+            <a:graphic xmlns:a="http://schemas.openxmlformats.org/drawingml/2006/main">
+              <a:graphicData uri="http://schemas.openxmlformats.org/drawingml/2006/picture">
+                <pic:pic xmlns:pic="http://schemas.openxmlformats.org/drawingml/2006/picture">
+                  <pic:nvPicPr>
+                    <pic:cNvPr id="1058455702" name=""/>
+                    <pic:cNvPicPr/>
+                  </pic:nvPicPr>
+                  <pic:blipFill>
+                    <a:blip r:embed="rId21"/>
+                    <a:stretch>
+                      <a:fillRect/>
+                    </a:stretch>
+                  </pic:blipFill>
+                  <pic:spPr>
+                    <a:xfrm>
+                      <a:off x="0" y="0"/>
+                      <a:ext cx="5731510" cy="3317875"/>
+                    </a:xfrm>
+                    <a:prstGeom prst="rect">
+                      <a:avLst/>
+                    </a:prstGeom>
+                  </pic:spPr>
+                </pic:pic>
+              </a:graphicData>
+            </a:graphic>
+          </wp:inline>
+        </w:drawing>
+      </w:r>
+    </w:p>
+    <w:p>
+      <w:r>
+        <w:lastRenderedPageBreak/>
+        <w:drawing>
+          <wp:inline distT="0" distB="0" distL="0" distR="0" wp14:anchorId="70A5D778" wp14:editId="534FF0FC">
+            <wp:extent cx="5731510" cy="3141345"/>
+            <wp:effectExtent l="0" t="0" r="2540" b="1905"/>
+            <wp:docPr id="338872947" name="Picture 1"/>
+            <wp:cNvGraphicFramePr>
+              <a:graphicFrameLocks xmlns:a="http://schemas.openxmlformats.org/drawingml/2006/main" noChangeAspect="1"/>
+            </wp:cNvGraphicFramePr>
+            <a:graphic xmlns:a="http://schemas.openxmlformats.org/drawingml/2006/main">
+              <a:graphicData uri="http://schemas.openxmlformats.org/drawingml/2006/picture">
+                <pic:pic xmlns:pic="http://schemas.openxmlformats.org/drawingml/2006/picture">
+                  <pic:nvPicPr>
+                    <pic:cNvPr id="338872947" name=""/>
+                    <pic:cNvPicPr/>
+                  </pic:nvPicPr>
+                  <pic:blipFill>
+                    <a:blip r:embed="rId22"/>
+                    <a:stretch>
+                      <a:fillRect/>
+                    </a:stretch>
+                  </pic:blipFill>
+                  <pic:spPr>
+                    <a:xfrm>
+                      <a:off x="0" y="0"/>
+                      <a:ext cx="5731510" cy="3141345"/>
+                    </a:xfrm>
+                    <a:prstGeom prst="rect">
+                      <a:avLst/>
+                    </a:prstGeom>
+                  </pic:spPr>
+                </pic:pic>
+              </a:graphicData>
+            </a:graphic>
+          </wp:inline>
+        </w:drawing>
+      </w:r>
+    </w:p>
+    <w:p>
+      <w:pPr>
+        <w:jc w:val="center"/>
+        <w:rPr>
+          <w:i/>
+          <w:iCs/>
+        </w:rPr>
+      </w:pPr>
+      <w:r>
+        <w:rPr>
+          <w:i/>
+          <w:iCs/>
+        </w:rPr>
+        <w:t>Figure 15, Grade calculated page</w:t>
+      </w:r>
+    </w:p>
+    <w:p>
+      <w:r>
+        <w:t xml:space="preserve">Figure 15 shows the route code where the flask server listens for the POST request on /calculate page, after receiving POST request it will then calculate the grades entered in the forms using the names of the tags within the form html in the front page. </w:t>
+      </w:r>
+    </w:p>
     <w:p/>
     <w:p/>
     <w:p>
+      <w:r>
+        <w:drawing>
+          <wp:inline distT="0" distB="0" distL="0" distR="0" wp14:anchorId="5F3E5B00" wp14:editId="6E88ECF0">
+            <wp:extent cx="5731510" cy="2320925"/>
+            <wp:effectExtent l="0" t="0" r="2540" b="3175"/>
+            <wp:docPr id="2098754062" name="Picture 1"/>
+            <wp:cNvGraphicFramePr>
+              <a:graphicFrameLocks xmlns:a="http://schemas.openxmlformats.org/drawingml/2006/main" noChangeAspect="1"/>
+            </wp:cNvGraphicFramePr>
+            <a:graphic xmlns:a="http://schemas.openxmlformats.org/drawingml/2006/main">
+              <a:graphicData uri="http://schemas.openxmlformats.org/drawingml/2006/picture">
+                <pic:pic xmlns:pic="http://schemas.openxmlformats.org/drawingml/2006/picture">
+                  <pic:nvPicPr>
+                    <pic:cNvPr id="2098754062" name=""/>
+                    <pic:cNvPicPr/>
+                  </pic:nvPicPr>
+                  <pic:blipFill>
+                    <a:blip r:embed="rId23"/>
+                    <a:stretch>
+                      <a:fillRect/>
+                    </a:stretch>
+                  </pic:blipFill>
+                  <pic:spPr>
+                    <a:xfrm>
+                      <a:off x="0" y="0"/>
+                      <a:ext cx="5731510" cy="2320925"/>
+                    </a:xfrm>
+                    <a:prstGeom prst="rect">
+                      <a:avLst/>
+                    </a:prstGeom>
+                  </pic:spPr>
+                </pic:pic>
+              </a:graphicData>
+            </a:graphic>
+          </wp:inline>
+        </w:drawing>
+      </w:r>
+    </w:p>
+    <w:p>
       <w:pPr>
         <w:pStyle w:val="Heading1"/>
       </w:pPr>
@@ -1226,7 +1564,7 @@
       <w:r>
         <w:t xml:space="preserve">GitHub repository: </w:t>
       </w:r>
-      <w:hyperlink r:id="rId19" w:history="1">
+      <w:hyperlink r:id="rId24" w:history="1">
         <w:r>
           <w:rPr>
             <w:rStyle w:val="Hyperlink"/>

--- a/Software_deployment_task4_report.docx
+++ b/Software_deployment_task4_report.docx
@@ -263,44 +263,20 @@
           <w:i/>
           <w:iCs/>
         </w:rPr>
-        <w:t xml:space="preserve">Figure 1, </w:t>
-      </w:r>
-      <w:proofErr w:type="spellStart"/>
-      <w:r>
-        <w:rPr>
-          <w:i/>
-          <w:iCs/>
-        </w:rPr>
-        <w:t>wsl</w:t>
-      </w:r>
-      <w:proofErr w:type="spellEnd"/>
-      <w:r>
-        <w:rPr>
-          <w:i/>
-          <w:iCs/>
-        </w:rPr>
-        <w:t xml:space="preserve"> installation</w:t>
-      </w:r>
-    </w:p>
-    <w:p>
-      <w:pPr>
-        <w:rPr>
-          <w:i/>
-          <w:iCs/>
-        </w:rPr>
-      </w:pPr>
-    </w:p>
-    <w:p>
-      <w:r>
-        <w:t xml:space="preserve">The figure shows that </w:t>
-      </w:r>
-      <w:proofErr w:type="spellStart"/>
-      <w:r>
-        <w:t>wsl</w:t>
-      </w:r>
-      <w:proofErr w:type="spellEnd"/>
-      <w:r>
-        <w:t xml:space="preserve"> is installed and the version is newer than 2.1.5</w:t>
+        <w:t>Figure 1, wsl installation</w:t>
+      </w:r>
+    </w:p>
+    <w:p>
+      <w:pPr>
+        <w:rPr>
+          <w:i/>
+          <w:iCs/>
+        </w:rPr>
+      </w:pPr>
+    </w:p>
+    <w:p>
+      <w:r>
+        <w:t>The figure shows that wsl is installed and the version is newer than 2.1.5</w:t>
       </w:r>
     </w:p>
     <w:p/>
@@ -668,15 +644,7 @@
     <w:p>
       <w:r>
         <w:lastRenderedPageBreak/>
-        <w:t xml:space="preserve">Figure 6 shows the specifications for the </w:t>
-      </w:r>
-      <w:proofErr w:type="spellStart"/>
-      <w:r>
-        <w:t>Dockerfile</w:t>
-      </w:r>
-      <w:proofErr w:type="spellEnd"/>
-      <w:r>
-        <w:t xml:space="preserve"> defined in the working directory, where it will use a standard python image, create a working directory, download requirements, let docker know which port to listen for and run the python flask application after spinning up the container. </w:t>
+        <w:t xml:space="preserve">Figure 6 shows the specifications for the Dockerfile defined in the working directory, where it will use a standard python image, create a working directory, download requirements, let docker know which port to listen for and run the python flask application after spinning up the container. </w:t>
       </w:r>
     </w:p>
     <w:p>
@@ -1511,8 +1479,18 @@
       </w:r>
     </w:p>
     <w:p/>
-    <w:p/>
-    <w:p>
+    <w:p>
+      <w:pPr>
+        <w:pStyle w:val="Heading3"/>
+      </w:pPr>
+      <w:r>
+        <w:t>Update Docker file</w:t>
+      </w:r>
+    </w:p>
+    <w:p>
+      <w:pPr>
+        <w:jc w:val="center"/>
+      </w:pPr>
       <w:r>
         <w:drawing>
           <wp:inline distT="0" distB="0" distL="0" distR="0" wp14:anchorId="5F3E5B00" wp14:editId="6E88ECF0">
@@ -1553,6 +1531,171 @@
     </w:p>
     <w:p>
       <w:pPr>
+        <w:jc w:val="center"/>
+        <w:rPr>
+          <w:i/>
+          <w:iCs/>
+        </w:rPr>
+      </w:pPr>
+      <w:r>
+        <w:rPr>
+          <w:i/>
+          <w:iCs/>
+        </w:rPr>
+        <w:t>Figure 16, Update Docker file</w:t>
+      </w:r>
+    </w:p>
+    <w:p>
+      <w:r>
+        <w:t>I then updated the docker file so that it would set the environment variables instead of me having to change the program in the code every time, I can now change it in the Docker file.</w:t>
+      </w:r>
+    </w:p>
+    <w:p/>
+    <w:p>
+      <w:pPr>
+        <w:pStyle w:val="Heading3"/>
+      </w:pPr>
+      <w:r>
+        <w:lastRenderedPageBreak/>
+        <w:t>Build Image</w:t>
+      </w:r>
+    </w:p>
+    <w:p>
+      <w:r>
+        <w:drawing>
+          <wp:inline distT="0" distB="0" distL="0" distR="0" wp14:anchorId="0134ACC2" wp14:editId="24D787FB">
+            <wp:extent cx="5731510" cy="2200275"/>
+            <wp:effectExtent l="0" t="0" r="2540" b="9525"/>
+            <wp:docPr id="1291047557" name="Picture 1"/>
+            <wp:cNvGraphicFramePr>
+              <a:graphicFrameLocks xmlns:a="http://schemas.openxmlformats.org/drawingml/2006/main" noChangeAspect="1"/>
+            </wp:cNvGraphicFramePr>
+            <a:graphic xmlns:a="http://schemas.openxmlformats.org/drawingml/2006/main">
+              <a:graphicData uri="http://schemas.openxmlformats.org/drawingml/2006/picture">
+                <pic:pic xmlns:pic="http://schemas.openxmlformats.org/drawingml/2006/picture">
+                  <pic:nvPicPr>
+                    <pic:cNvPr id="1291047557" name=""/>
+                    <pic:cNvPicPr/>
+                  </pic:nvPicPr>
+                  <pic:blipFill>
+                    <a:blip r:embed="rId24"/>
+                    <a:stretch>
+                      <a:fillRect/>
+                    </a:stretch>
+                  </pic:blipFill>
+                  <pic:spPr>
+                    <a:xfrm>
+                      <a:off x="0" y="0"/>
+                      <a:ext cx="5731510" cy="2200275"/>
+                    </a:xfrm>
+                    <a:prstGeom prst="rect">
+                      <a:avLst/>
+                    </a:prstGeom>
+                  </pic:spPr>
+                </pic:pic>
+              </a:graphicData>
+            </a:graphic>
+          </wp:inline>
+        </w:drawing>
+      </w:r>
+    </w:p>
+    <w:p>
+      <w:pPr>
+        <w:jc w:val="center"/>
+        <w:rPr>
+          <w:i/>
+          <w:iCs/>
+        </w:rPr>
+      </w:pPr>
+      <w:r>
+        <w:rPr>
+          <w:i/>
+          <w:iCs/>
+        </w:rPr>
+        <w:t>Figure 17, Build image</w:t>
+      </w:r>
+    </w:p>
+    <w:p>
+      <w:r>
+        <w:t xml:space="preserve">After developing the main </w:t>
+      </w:r>
+      <w:r>
+        <w:t>program,</w:t>
+      </w:r>
+      <w:r>
+        <w:t xml:space="preserve"> I then used docker built to create the docker image which I will then use to recreate my application within a docker container. </w:t>
+      </w:r>
+    </w:p>
+    <w:p>
+      <w:pPr>
+        <w:pStyle w:val="Heading3"/>
+      </w:pPr>
+      <w:r>
+        <w:t>Docker Container</w:t>
+      </w:r>
+    </w:p>
+    <w:p>
+      <w:r>
+        <w:drawing>
+          <wp:inline distT="0" distB="0" distL="0" distR="0" wp14:anchorId="44121939" wp14:editId="02F0F053">
+            <wp:extent cx="5731510" cy="3056890"/>
+            <wp:effectExtent l="0" t="0" r="2540" b="0"/>
+            <wp:docPr id="956873245" name="Picture 1"/>
+            <wp:cNvGraphicFramePr>
+              <a:graphicFrameLocks xmlns:a="http://schemas.openxmlformats.org/drawingml/2006/main" noChangeAspect="1"/>
+            </wp:cNvGraphicFramePr>
+            <a:graphic xmlns:a="http://schemas.openxmlformats.org/drawingml/2006/main">
+              <a:graphicData uri="http://schemas.openxmlformats.org/drawingml/2006/picture">
+                <pic:pic xmlns:pic="http://schemas.openxmlformats.org/drawingml/2006/picture">
+                  <pic:nvPicPr>
+                    <pic:cNvPr id="956873245" name=""/>
+                    <pic:cNvPicPr/>
+                  </pic:nvPicPr>
+                  <pic:blipFill>
+                    <a:blip r:embed="rId25"/>
+                    <a:stretch>
+                      <a:fillRect/>
+                    </a:stretch>
+                  </pic:blipFill>
+                  <pic:spPr>
+                    <a:xfrm>
+                      <a:off x="0" y="0"/>
+                      <a:ext cx="5731510" cy="3056890"/>
+                    </a:xfrm>
+                    <a:prstGeom prst="rect">
+                      <a:avLst/>
+                    </a:prstGeom>
+                  </pic:spPr>
+                </pic:pic>
+              </a:graphicData>
+            </a:graphic>
+          </wp:inline>
+        </w:drawing>
+      </w:r>
+    </w:p>
+    <w:p>
+      <w:pPr>
+        <w:jc w:val="center"/>
+        <w:rPr>
+          <w:i/>
+          <w:iCs/>
+        </w:rPr>
+      </w:pPr>
+      <w:r>
+        <w:rPr>
+          <w:i/>
+          <w:iCs/>
+        </w:rPr>
+        <w:t>Figure 18, Container</w:t>
+      </w:r>
+    </w:p>
+    <w:p>
+      <w:r>
+        <w:t>Figure 18 shows the application running on the registered docker container named grade-tracker which was created based on the applications image shown in figure 17.</w:t>
+      </w:r>
+    </w:p>
+    <w:p>
+      <w:pPr>
         <w:pStyle w:val="Heading1"/>
       </w:pPr>
       <w:r>
@@ -1564,7 +1707,7 @@
       <w:r>
         <w:t xml:space="preserve">GitHub repository: </w:t>
       </w:r>
-      <w:hyperlink r:id="rId24" w:history="1">
+      <w:hyperlink r:id="rId26" w:history="1">
         <w:r>
           <w:rPr>
             <w:rStyle w:val="Hyperlink"/>

--- a/Software_deployment_task4_report.docx
+++ b/Software_deployment_task4_report.docx
@@ -47,6 +47,9 @@
       </w:pPr>
       <w:r>
         <w:t xml:space="preserve">Semester &amp; Submission Date: Semester 2, </w:t>
+      </w:r>
+      <w:r>
+        <w:t>15/09/2026</w:t>
       </w:r>
     </w:p>
     <w:p>
@@ -276,7 +279,10 @@
     </w:p>
     <w:p>
       <w:r>
-        <w:t>The figure shows that wsl is installed and the version is newer than 2.1.5</w:t>
+        <w:t xml:space="preserve">The figure shows that wsl is installed and the version is newer than </w:t>
+      </w:r>
+      <w:r>
+        <w:t>2.1.5.</w:t>
       </w:r>
     </w:p>
     <w:p/>
@@ -509,7 +515,10 @@
         <w:pStyle w:val="Heading3"/>
       </w:pPr>
       <w:r>
-        <w:t>Requirements file</w:t>
+        <w:t xml:space="preserve">Requirements </w:t>
+      </w:r>
+      <w:r>
+        <w:t>file.</w:t>
       </w:r>
     </w:p>
     <w:p>
@@ -567,7 +576,14 @@
           <w:i/>
           <w:iCs/>
         </w:rPr>
-        <w:t>Figure 5, Requirements file</w:t>
+        <w:t xml:space="preserve">Figure 5, Requirements </w:t>
+      </w:r>
+      <w:r>
+        <w:rPr>
+          <w:i/>
+          <w:iCs/>
+        </w:rPr>
+        <w:t>file.</w:t>
       </w:r>
     </w:p>
     <w:p>
@@ -644,7 +660,13 @@
     <w:p>
       <w:r>
         <w:lastRenderedPageBreak/>
-        <w:t xml:space="preserve">Figure 6 shows the specifications for the Dockerfile defined in the working directory, where it will use a standard python image, create a working directory, download requirements, let docker know which port to listen for and run the python flask application after spinning up the container. </w:t>
+        <w:t xml:space="preserve">Figure 6 shows the specifications for the </w:t>
+      </w:r>
+      <w:r>
+        <w:t>Docker file</w:t>
+      </w:r>
+      <w:r>
+        <w:t xml:space="preserve"> defined in the working directory, where it will use a standard python image, create a working directory, download requirements, let docker know which port to listen for and run the python flask application after spinning up the container. </w:t>
       </w:r>
     </w:p>
     <w:p>
@@ -1041,12 +1063,22 @@
           <w:i/>
           <w:iCs/>
         </w:rPr>
-        <w:t>Figure 11, Pushed image</w:t>
-      </w:r>
-    </w:p>
-    <w:p>
-      <w:r>
-        <w:t>Figure 10 shows the repo now storing the flask image, this can now be used for a secondary docker host</w:t>
+        <w:t xml:space="preserve">Figure 11, Pushed </w:t>
+      </w:r>
+      <w:r>
+        <w:rPr>
+          <w:i/>
+          <w:iCs/>
+        </w:rPr>
+        <w:t>image.</w:t>
+      </w:r>
+    </w:p>
+    <w:p>
+      <w:r>
+        <w:t xml:space="preserve">Figure 10 shows the repo now storing the flask image, this can now be used for a secondary docker </w:t>
+      </w:r>
+      <w:r>
+        <w:t>host.</w:t>
       </w:r>
     </w:p>
     <w:p/>
@@ -1132,7 +1164,10 @@
     </w:p>
     <w:p>
       <w:r>
-        <w:t>Figure 12 shows logging into a new docker account and then pulling the image from the public repo</w:t>
+        <w:t xml:space="preserve">Figure 12 shows logging into a new docker account and then pulling the image from the public </w:t>
+      </w:r>
+      <w:r>
+        <w:t>repo.</w:t>
       </w:r>
     </w:p>
     <w:p>
@@ -1246,10 +1281,7 @@
         <w:pStyle w:val="Heading2"/>
       </w:pPr>
       <w:r>
-        <w:t>Distinction</w:t>
-      </w:r>
-      <w:r>
-        <w:t xml:space="preserve"> Level Task:</w:t>
+        <w:t>Distinction Level Task:</w:t>
       </w:r>
     </w:p>
     <w:p>
@@ -1257,7 +1289,10 @@
         <w:pStyle w:val="Heading3"/>
       </w:pPr>
       <w:r>
-        <w:t>Grade calculation front page</w:t>
+        <w:t xml:space="preserve">Grade calculation front </w:t>
+      </w:r>
+      <w:r>
+        <w:t>page.</w:t>
       </w:r>
     </w:p>
     <w:p>
@@ -1372,10 +1407,10 @@
         <w:pStyle w:val="Heading3"/>
       </w:pPr>
       <w:r>
-        <w:t>Grade calculat</w:t>
-      </w:r>
-      <w:r>
-        <w:t>ed page</w:t>
+        <w:t xml:space="preserve">Grade calculated </w:t>
+      </w:r>
+      <w:r>
+        <w:t>page.</w:t>
       </w:r>
     </w:p>
     <w:p>
@@ -1484,7 +1519,10 @@
         <w:pStyle w:val="Heading3"/>
       </w:pPr>
       <w:r>
-        <w:t>Update Docker file</w:t>
+        <w:t xml:space="preserve">Update Docker </w:t>
+      </w:r>
+      <w:r>
+        <w:t>file.</w:t>
       </w:r>
     </w:p>
     <w:p>
@@ -1612,7 +1650,14 @@
           <w:i/>
           <w:iCs/>
         </w:rPr>
-        <w:t>Figure 17, Build image</w:t>
+        <w:t xml:space="preserve">Figure 17, Build </w:t>
+      </w:r>
+      <w:r>
+        <w:rPr>
+          <w:i/>
+          <w:iCs/>
+        </w:rPr>
+        <w:t>image.</w:t>
       </w:r>
     </w:p>
     <w:p>
@@ -1694,6 +1739,583 @@
         <w:t>Figure 18 shows the application running on the registered docker container named grade-tracker which was created based on the applications image shown in figure 17.</w:t>
       </w:r>
     </w:p>
+    <w:p/>
+    <w:p>
+      <w:pPr>
+        <w:pStyle w:val="Heading3"/>
+      </w:pPr>
+      <w:r>
+        <w:lastRenderedPageBreak/>
+        <w:t>Docker Network</w:t>
+      </w:r>
+    </w:p>
+    <w:p>
+      <w:r>
+        <w:drawing>
+          <wp:inline distT="0" distB="0" distL="0" distR="0" wp14:anchorId="19D24572" wp14:editId="2B3C1BF1">
+            <wp:extent cx="5731510" cy="1227455"/>
+            <wp:effectExtent l="0" t="0" r="2540" b="0"/>
+            <wp:docPr id="89562578" name="Picture 1"/>
+            <wp:cNvGraphicFramePr>
+              <a:graphicFrameLocks xmlns:a="http://schemas.openxmlformats.org/drawingml/2006/main" noChangeAspect="1"/>
+            </wp:cNvGraphicFramePr>
+            <a:graphic xmlns:a="http://schemas.openxmlformats.org/drawingml/2006/main">
+              <a:graphicData uri="http://schemas.openxmlformats.org/drawingml/2006/picture">
+                <pic:pic xmlns:pic="http://schemas.openxmlformats.org/drawingml/2006/picture">
+                  <pic:nvPicPr>
+                    <pic:cNvPr id="89562578" name=""/>
+                    <pic:cNvPicPr/>
+                  </pic:nvPicPr>
+                  <pic:blipFill>
+                    <a:blip r:embed="rId26"/>
+                    <a:stretch>
+                      <a:fillRect/>
+                    </a:stretch>
+                  </pic:blipFill>
+                  <pic:spPr>
+                    <a:xfrm>
+                      <a:off x="0" y="0"/>
+                      <a:ext cx="5731510" cy="1227455"/>
+                    </a:xfrm>
+                    <a:prstGeom prst="rect">
+                      <a:avLst/>
+                    </a:prstGeom>
+                  </pic:spPr>
+                </pic:pic>
+              </a:graphicData>
+            </a:graphic>
+          </wp:inline>
+        </w:drawing>
+      </w:r>
+    </w:p>
+    <w:p>
+      <w:pPr>
+        <w:jc w:val="center"/>
+        <w:rPr>
+          <w:i/>
+          <w:iCs/>
+        </w:rPr>
+      </w:pPr>
+      <w:r>
+        <w:rPr>
+          <w:i/>
+          <w:iCs/>
+        </w:rPr>
+        <w:t>Figure 19, Network</w:t>
+      </w:r>
+    </w:p>
+    <w:p>
+      <w:r>
+        <w:t xml:space="preserve">I have also deleted the previous docker container and recreated a new container using a new </w:t>
+      </w:r>
+      <w:r>
+        <w:t>resolute</w:t>
+      </w:r>
+      <w:r>
+        <w:t xml:space="preserve"> docker network for the student grade app. The purpose of the docker network is so that it provides communication between containers but also external networks.</w:t>
+      </w:r>
+    </w:p>
+    <w:p>
+      <w:pPr>
+        <w:pStyle w:val="Heading3"/>
+      </w:pPr>
+      <w:r>
+        <w:t>Push to repo</w:t>
+      </w:r>
+    </w:p>
+    <w:p>
+      <w:r>
+        <w:drawing>
+          <wp:inline distT="0" distB="0" distL="0" distR="0" wp14:anchorId="60952CB8" wp14:editId="3F485B30">
+            <wp:extent cx="5731510" cy="1670050"/>
+            <wp:effectExtent l="0" t="0" r="2540" b="6350"/>
+            <wp:docPr id="1765390149" name="Picture 1"/>
+            <wp:cNvGraphicFramePr>
+              <a:graphicFrameLocks xmlns:a="http://schemas.openxmlformats.org/drawingml/2006/main" noChangeAspect="1"/>
+            </wp:cNvGraphicFramePr>
+            <a:graphic xmlns:a="http://schemas.openxmlformats.org/drawingml/2006/main">
+              <a:graphicData uri="http://schemas.openxmlformats.org/drawingml/2006/picture">
+                <pic:pic xmlns:pic="http://schemas.openxmlformats.org/drawingml/2006/picture">
+                  <pic:nvPicPr>
+                    <pic:cNvPr id="1765390149" name=""/>
+                    <pic:cNvPicPr/>
+                  </pic:nvPicPr>
+                  <pic:blipFill>
+                    <a:blip r:embed="rId27"/>
+                    <a:stretch>
+                      <a:fillRect/>
+                    </a:stretch>
+                  </pic:blipFill>
+                  <pic:spPr>
+                    <a:xfrm>
+                      <a:off x="0" y="0"/>
+                      <a:ext cx="5731510" cy="1670050"/>
+                    </a:xfrm>
+                    <a:prstGeom prst="rect">
+                      <a:avLst/>
+                    </a:prstGeom>
+                  </pic:spPr>
+                </pic:pic>
+              </a:graphicData>
+            </a:graphic>
+          </wp:inline>
+        </w:drawing>
+      </w:r>
+    </w:p>
+    <w:p>
+      <w:pPr>
+        <w:jc w:val="center"/>
+        <w:rPr>
+          <w:i/>
+          <w:iCs/>
+        </w:rPr>
+      </w:pPr>
+      <w:r>
+        <w:rPr>
+          <w:i/>
+          <w:iCs/>
+        </w:rPr>
+        <w:t xml:space="preserve">Figure 20, Pushing </w:t>
+      </w:r>
+      <w:r>
+        <w:rPr>
+          <w:i/>
+          <w:iCs/>
+        </w:rPr>
+        <w:t>image.</w:t>
+      </w:r>
+    </w:p>
+    <w:p>
+      <w:r>
+        <w:t xml:space="preserve">Figure 20 shows the code that pushes the student grading application to docker desktop, this is so that when I run </w:t>
+      </w:r>
+      <w:r>
+        <w:t>an</w:t>
+      </w:r>
+      <w:r>
+        <w:t xml:space="preserve"> ec2 I can pull the container and run that on the ec2 which can make the application accessible through a public Ip address.</w:t>
+      </w:r>
+    </w:p>
+    <w:p>
+      <w:pPr>
+        <w:pStyle w:val="Heading3"/>
+      </w:pPr>
+      <w:r>
+        <w:t>Security Group</w:t>
+      </w:r>
+    </w:p>
+    <w:p>
+      <w:r>
+        <w:drawing>
+          <wp:inline distT="0" distB="0" distL="0" distR="0" wp14:anchorId="3F9300D3" wp14:editId="5D7813DE">
+            <wp:extent cx="5731510" cy="2621915"/>
+            <wp:effectExtent l="0" t="0" r="2540" b="6985"/>
+            <wp:docPr id="1388894947" name="Picture 1"/>
+            <wp:cNvGraphicFramePr>
+              <a:graphicFrameLocks xmlns:a="http://schemas.openxmlformats.org/drawingml/2006/main" noChangeAspect="1"/>
+            </wp:cNvGraphicFramePr>
+            <a:graphic xmlns:a="http://schemas.openxmlformats.org/drawingml/2006/main">
+              <a:graphicData uri="http://schemas.openxmlformats.org/drawingml/2006/picture">
+                <pic:pic xmlns:pic="http://schemas.openxmlformats.org/drawingml/2006/picture">
+                  <pic:nvPicPr>
+                    <pic:cNvPr id="1388894947" name=""/>
+                    <pic:cNvPicPr/>
+                  </pic:nvPicPr>
+                  <pic:blipFill>
+                    <a:blip r:embed="rId28"/>
+                    <a:stretch>
+                      <a:fillRect/>
+                    </a:stretch>
+                  </pic:blipFill>
+                  <pic:spPr>
+                    <a:xfrm>
+                      <a:off x="0" y="0"/>
+                      <a:ext cx="5731510" cy="2621915"/>
+                    </a:xfrm>
+                    <a:prstGeom prst="rect">
+                      <a:avLst/>
+                    </a:prstGeom>
+                  </pic:spPr>
+                </pic:pic>
+              </a:graphicData>
+            </a:graphic>
+          </wp:inline>
+        </w:drawing>
+      </w:r>
+    </w:p>
+    <w:p>
+      <w:pPr>
+        <w:jc w:val="center"/>
+        <w:rPr>
+          <w:i/>
+          <w:iCs/>
+        </w:rPr>
+      </w:pPr>
+      <w:r>
+        <w:rPr>
+          <w:i/>
+          <w:iCs/>
+        </w:rPr>
+        <w:t>Figure 21, Security group</w:t>
+      </w:r>
+    </w:p>
+    <w:p>
+      <w:r>
+        <w:lastRenderedPageBreak/>
+        <w:t xml:space="preserve">Figure 21 shows the security group for the ec2 instance, it lets ssh for me to pull the container from docker hub but also the port 5000 tcp since the flask application will be listening for port 5000. </w:t>
+      </w:r>
+    </w:p>
+    <w:p>
+      <w:pPr>
+        <w:pStyle w:val="Heading3"/>
+      </w:pPr>
+      <w:r>
+        <w:t>EC2</w:t>
+      </w:r>
+    </w:p>
+    <w:p>
+      <w:r>
+        <w:drawing>
+          <wp:inline distT="0" distB="0" distL="0" distR="0" wp14:anchorId="3EB8B4FE" wp14:editId="761B1962">
+            <wp:extent cx="5731510" cy="2668270"/>
+            <wp:effectExtent l="0" t="0" r="2540" b="0"/>
+            <wp:docPr id="1307811052" name="Picture 1"/>
+            <wp:cNvGraphicFramePr>
+              <a:graphicFrameLocks xmlns:a="http://schemas.openxmlformats.org/drawingml/2006/main" noChangeAspect="1"/>
+            </wp:cNvGraphicFramePr>
+            <a:graphic xmlns:a="http://schemas.openxmlformats.org/drawingml/2006/main">
+              <a:graphicData uri="http://schemas.openxmlformats.org/drawingml/2006/picture">
+                <pic:pic xmlns:pic="http://schemas.openxmlformats.org/drawingml/2006/picture">
+                  <pic:nvPicPr>
+                    <pic:cNvPr id="1307811052" name=""/>
+                    <pic:cNvPicPr/>
+                  </pic:nvPicPr>
+                  <pic:blipFill>
+                    <a:blip r:embed="rId29"/>
+                    <a:stretch>
+                      <a:fillRect/>
+                    </a:stretch>
+                  </pic:blipFill>
+                  <pic:spPr>
+                    <a:xfrm>
+                      <a:off x="0" y="0"/>
+                      <a:ext cx="5731510" cy="2668270"/>
+                    </a:xfrm>
+                    <a:prstGeom prst="rect">
+                      <a:avLst/>
+                    </a:prstGeom>
+                  </pic:spPr>
+                </pic:pic>
+              </a:graphicData>
+            </a:graphic>
+          </wp:inline>
+        </w:drawing>
+      </w:r>
+    </w:p>
+    <w:p>
+      <w:pPr>
+        <w:jc w:val="center"/>
+        <w:rPr>
+          <w:i/>
+          <w:iCs/>
+        </w:rPr>
+      </w:pPr>
+      <w:r>
+        <w:rPr>
+          <w:i/>
+          <w:iCs/>
+        </w:rPr>
+        <w:t>Figure 22, EC2</w:t>
+      </w:r>
+    </w:p>
+    <w:p>
+      <w:r>
+        <w:t xml:space="preserve">I now launch an ec2 instance using the created security group in figure 21 with the default settings for amazon </w:t>
+      </w:r>
+      <w:r>
+        <w:t>Linux</w:t>
+      </w:r>
+      <w:r>
+        <w:t xml:space="preserve">. </w:t>
+      </w:r>
+    </w:p>
+    <w:p>
+      <w:pPr>
+        <w:pStyle w:val="Heading3"/>
+      </w:pPr>
+      <w:r>
+        <w:t>Install Docker</w:t>
+      </w:r>
+    </w:p>
+    <w:p>
+      <w:r>
+        <w:drawing>
+          <wp:inline distT="0" distB="0" distL="0" distR="0" wp14:anchorId="186AA23D" wp14:editId="6F7B4C40">
+            <wp:extent cx="5731510" cy="2696845"/>
+            <wp:effectExtent l="0" t="0" r="2540" b="8255"/>
+            <wp:docPr id="304455317" name="Picture 1"/>
+            <wp:cNvGraphicFramePr>
+              <a:graphicFrameLocks xmlns:a="http://schemas.openxmlformats.org/drawingml/2006/main" noChangeAspect="1"/>
+            </wp:cNvGraphicFramePr>
+            <a:graphic xmlns:a="http://schemas.openxmlformats.org/drawingml/2006/main">
+              <a:graphicData uri="http://schemas.openxmlformats.org/drawingml/2006/picture">
+                <pic:pic xmlns:pic="http://schemas.openxmlformats.org/drawingml/2006/picture">
+                  <pic:nvPicPr>
+                    <pic:cNvPr id="304455317" name=""/>
+                    <pic:cNvPicPr/>
+                  </pic:nvPicPr>
+                  <pic:blipFill>
+                    <a:blip r:embed="rId30"/>
+                    <a:stretch>
+                      <a:fillRect/>
+                    </a:stretch>
+                  </pic:blipFill>
+                  <pic:spPr>
+                    <a:xfrm>
+                      <a:off x="0" y="0"/>
+                      <a:ext cx="5731510" cy="2696845"/>
+                    </a:xfrm>
+                    <a:prstGeom prst="rect">
+                      <a:avLst/>
+                    </a:prstGeom>
+                  </pic:spPr>
+                </pic:pic>
+              </a:graphicData>
+            </a:graphic>
+          </wp:inline>
+        </w:drawing>
+      </w:r>
+    </w:p>
+    <w:p>
+      <w:pPr>
+        <w:jc w:val="center"/>
+        <w:rPr>
+          <w:i/>
+          <w:iCs/>
+        </w:rPr>
+      </w:pPr>
+      <w:r>
+        <w:rPr>
+          <w:i/>
+          <w:iCs/>
+        </w:rPr>
+        <w:t>Figure 23, Docker installation</w:t>
+      </w:r>
+    </w:p>
+    <w:p>
+      <w:r>
+        <w:t>Install docker on the VM so that we can pull the image and run the container.</w:t>
+      </w:r>
+    </w:p>
+    <w:p/>
+    <w:p>
+      <w:pPr>
+        <w:pStyle w:val="Heading3"/>
+      </w:pPr>
+      <w:r>
+        <w:lastRenderedPageBreak/>
+        <w:t>Docker Container on ec2</w:t>
+      </w:r>
+      <w:r>
+        <w:drawing>
+          <wp:inline distT="0" distB="0" distL="0" distR="0" wp14:anchorId="0A23745E" wp14:editId="297138EA">
+            <wp:extent cx="5731510" cy="2670810"/>
+            <wp:effectExtent l="0" t="0" r="2540" b="0"/>
+            <wp:docPr id="668289418" name="Picture 1"/>
+            <wp:cNvGraphicFramePr>
+              <a:graphicFrameLocks xmlns:a="http://schemas.openxmlformats.org/drawingml/2006/main" noChangeAspect="1"/>
+            </wp:cNvGraphicFramePr>
+            <a:graphic xmlns:a="http://schemas.openxmlformats.org/drawingml/2006/main">
+              <a:graphicData uri="http://schemas.openxmlformats.org/drawingml/2006/picture">
+                <pic:pic xmlns:pic="http://schemas.openxmlformats.org/drawingml/2006/picture">
+                  <pic:nvPicPr>
+                    <pic:cNvPr id="668289418" name=""/>
+                    <pic:cNvPicPr/>
+                  </pic:nvPicPr>
+                  <pic:blipFill>
+                    <a:blip r:embed="rId31"/>
+                    <a:stretch>
+                      <a:fillRect/>
+                    </a:stretch>
+                  </pic:blipFill>
+                  <pic:spPr>
+                    <a:xfrm>
+                      <a:off x="0" y="0"/>
+                      <a:ext cx="5731510" cy="2670810"/>
+                    </a:xfrm>
+                    <a:prstGeom prst="rect">
+                      <a:avLst/>
+                    </a:prstGeom>
+                  </pic:spPr>
+                </pic:pic>
+              </a:graphicData>
+            </a:graphic>
+          </wp:inline>
+        </w:drawing>
+      </w:r>
+    </w:p>
+    <w:p>
+      <w:pPr>
+        <w:jc w:val="center"/>
+        <w:rPr>
+          <w:i/>
+          <w:iCs/>
+        </w:rPr>
+      </w:pPr>
+      <w:r>
+        <w:rPr>
+          <w:i/>
+          <w:iCs/>
+        </w:rPr>
+        <w:t xml:space="preserve">Figure 24, Pulling </w:t>
+      </w:r>
+      <w:r>
+        <w:rPr>
+          <w:i/>
+          <w:iCs/>
+        </w:rPr>
+        <w:t>image.</w:t>
+      </w:r>
+    </w:p>
+    <w:p>
+      <w:r>
+        <w:t xml:space="preserve">Figure 24 shows me pulling the image from the public docker hub repo and then creating a container on the VM using the student grading image. </w:t>
+      </w:r>
+    </w:p>
+    <w:p>
+      <w:pPr>
+        <w:pStyle w:val="Heading2"/>
+        <w:rPr>
+          <w:sz w:val="28"/>
+          <w:szCs w:val="28"/>
+        </w:rPr>
+      </w:pPr>
+      <w:r>
+        <w:rPr>
+          <w:sz w:val="28"/>
+          <w:szCs w:val="28"/>
+        </w:rPr>
+        <w:t>Publicly accessible application</w:t>
+      </w:r>
+    </w:p>
+    <w:p>
+      <w:r>
+        <w:drawing>
+          <wp:inline distT="0" distB="0" distL="0" distR="0" wp14:anchorId="3BAF666D" wp14:editId="408E4216">
+            <wp:extent cx="5731510" cy="2846070"/>
+            <wp:effectExtent l="0" t="0" r="2540" b="0"/>
+            <wp:docPr id="2092935820" name="Picture 1"/>
+            <wp:cNvGraphicFramePr>
+              <a:graphicFrameLocks xmlns:a="http://schemas.openxmlformats.org/drawingml/2006/main" noChangeAspect="1"/>
+            </wp:cNvGraphicFramePr>
+            <a:graphic xmlns:a="http://schemas.openxmlformats.org/drawingml/2006/main">
+              <a:graphicData uri="http://schemas.openxmlformats.org/drawingml/2006/picture">
+                <pic:pic xmlns:pic="http://schemas.openxmlformats.org/drawingml/2006/picture">
+                  <pic:nvPicPr>
+                    <pic:cNvPr id="2092935820" name=""/>
+                    <pic:cNvPicPr/>
+                  </pic:nvPicPr>
+                  <pic:blipFill>
+                    <a:blip r:embed="rId32"/>
+                    <a:stretch>
+                      <a:fillRect/>
+                    </a:stretch>
+                  </pic:blipFill>
+                  <pic:spPr>
+                    <a:xfrm>
+                      <a:off x="0" y="0"/>
+                      <a:ext cx="5731510" cy="2846070"/>
+                    </a:xfrm>
+                    <a:prstGeom prst="rect">
+                      <a:avLst/>
+                    </a:prstGeom>
+                  </pic:spPr>
+                </pic:pic>
+              </a:graphicData>
+            </a:graphic>
+          </wp:inline>
+        </w:drawing>
+      </w:r>
+    </w:p>
+    <w:p>
+      <w:r>
+        <w:lastRenderedPageBreak/>
+        <w:drawing>
+          <wp:inline distT="0" distB="0" distL="0" distR="0" wp14:anchorId="5E583002" wp14:editId="7D8430CF">
+            <wp:extent cx="5731510" cy="2877820"/>
+            <wp:effectExtent l="0" t="0" r="2540" b="0"/>
+            <wp:docPr id="990037253" name="Picture 1"/>
+            <wp:cNvGraphicFramePr>
+              <a:graphicFrameLocks xmlns:a="http://schemas.openxmlformats.org/drawingml/2006/main" noChangeAspect="1"/>
+            </wp:cNvGraphicFramePr>
+            <a:graphic xmlns:a="http://schemas.openxmlformats.org/drawingml/2006/main">
+              <a:graphicData uri="http://schemas.openxmlformats.org/drawingml/2006/picture">
+                <pic:pic xmlns:pic="http://schemas.openxmlformats.org/drawingml/2006/picture">
+                  <pic:nvPicPr>
+                    <pic:cNvPr id="990037253" name=""/>
+                    <pic:cNvPicPr/>
+                  </pic:nvPicPr>
+                  <pic:blipFill>
+                    <a:blip r:embed="rId33"/>
+                    <a:stretch>
+                      <a:fillRect/>
+                    </a:stretch>
+                  </pic:blipFill>
+                  <pic:spPr>
+                    <a:xfrm>
+                      <a:off x="0" y="0"/>
+                      <a:ext cx="5731510" cy="2877820"/>
+                    </a:xfrm>
+                    <a:prstGeom prst="rect">
+                      <a:avLst/>
+                    </a:prstGeom>
+                  </pic:spPr>
+                </pic:pic>
+              </a:graphicData>
+            </a:graphic>
+          </wp:inline>
+        </w:drawing>
+      </w:r>
+    </w:p>
+    <w:p>
+      <w:pPr>
+        <w:jc w:val="center"/>
+        <w:rPr>
+          <w:i/>
+          <w:iCs/>
+        </w:rPr>
+      </w:pPr>
+      <w:r>
+        <w:rPr>
+          <w:i/>
+          <w:iCs/>
+        </w:rPr>
+        <w:t>Figure 25, Public site</w:t>
+      </w:r>
+    </w:p>
+    <w:p>
+      <w:r>
+        <w:t xml:space="preserve">Figure 25 shows the student grade app being publicly accessible on a public site, there was an issue with this part as the flask application only received http request and not https. </w:t>
+      </w:r>
+      <w:r>
+        <w:t>Additionally,</w:t>
+      </w:r>
+      <w:r>
+        <w:t xml:space="preserve"> the link had to specify which port to connect to the ec2 on, I had accessed the ec2 through the public </w:t>
+      </w:r>
+      <w:r>
+        <w:t>Ip</w:t>
+      </w:r>
+      <w:r>
+        <w:t xml:space="preserve"> however this could not route me to the app since in the app I had specified to only listen for port 5000. The app is accessible at  </w:t>
+      </w:r>
+      <w:r>
+        <w:t>http://13.239.58.11:5000</w:t>
+      </w:r>
+      <w:r>
+        <w:t xml:space="preserve">. </w:t>
+      </w:r>
+    </w:p>
     <w:p>
       <w:pPr>
         <w:pStyle w:val="Heading1"/>
@@ -1707,7 +2329,7 @@
       <w:r>
         <w:t xml:space="preserve">GitHub repository: </w:t>
       </w:r>
-      <w:hyperlink r:id="rId26" w:history="1">
+      <w:hyperlink r:id="rId34" w:history="1">
         <w:r>
           <w:rPr>
             <w:rStyle w:val="Hyperlink"/>
